--- a/countries/tajikistan/output/UPR39_Tajikistan_Thematic_List_of_Recommendations_ASSESSED.docx
+++ b/countries/tajikistan/output/UPR39_Tajikistan_Thematic_List_of_Recommendations_ASSESSED.docx
@@ -496,7 +496,7 @@
               <w:t xml:space="preserve">Assessment: </w:t>
             </w:r>
             <w:r>
-              <w:t>The documents contain no information on this ask.</w:t>
+              <w:t>The documents contain no information on this recommendation.</w:t>
             </w:r>
           </w:p>
         </w:tc>
@@ -3006,7 +3006,7 @@
               <w:t xml:space="preserve">Assessment: </w:t>
             </w:r>
             <w:r>
-              <w:t>Tajikistan has not ratified the Protocol; it keeps its moratorium and an inter-departmental working group on abolition; JS2 asks for a timeline.</w:t>
+              <w:t>Tajikistan has not ratified the Protocol; it keeps its moratorium and an inter-departmental working group on abolition; JS2 calls for a timeline.</w:t>
             </w:r>
             <w:r>
               <w:rPr>
@@ -3224,7 +3224,7 @@
               <w:t xml:space="preserve">Assessment: </w:t>
             </w:r>
             <w:r>
-              <w:t>Tajikistan has not ratified the Protocol; it keeps its moratorium and an inter-departmental working group on abolition; JS2 asks for a timeline.</w:t>
+              <w:t>Tajikistan has not ratified the Protocol; it keeps its moratorium and an inter-departmental working group on abolition; JS2 calls for a timeline.</w:t>
             </w:r>
             <w:r>
               <w:rPr>
@@ -3665,7 +3665,7 @@
               <w:t xml:space="preserve">Assessment: </w:t>
             </w:r>
             <w:r>
-              <w:t>Tajikistan has not ratified the Protocol; it keeps its moratorium and an inter-departmental working group on abolition; JS2 asks for a timeline.</w:t>
+              <w:t>Tajikistan has not ratified the Protocol; it keeps its moratorium and an inter-departmental working group on abolition; JS2 calls for a timeline.</w:t>
             </w:r>
             <w:r>
               <w:rPr>
@@ -4105,7 +4105,7 @@
               <w:t xml:space="preserve">Assessment: </w:t>
             </w:r>
             <w:r>
-              <w:t>No timeline is reported; JS2 asks for one with completion no later than 2027.</w:t>
+              <w:t>No timeline is reported; JS2 calls for one with completion no later than 2027.</w:t>
             </w:r>
             <w:r>
               <w:rPr>
@@ -4320,7 +4320,7 @@
               <w:t xml:space="preserve">Assessment: </w:t>
             </w:r>
             <w:r>
-              <w:t>The documents contain no information on this ask.</w:t>
+              <w:t>The documents contain no information on this recommendation.</w:t>
             </w:r>
           </w:p>
         </w:tc>
@@ -5386,7 +5386,7 @@
               <w:t xml:space="preserve">Assessment: </w:t>
             </w:r>
             <w:r>
-              <w:t>The documents contain no information on this ask.</w:t>
+              <w:t>The documents contain no information on this recommendation.</w:t>
             </w:r>
           </w:p>
         </w:tc>
@@ -5844,7 +5844,7 @@
               <w:t xml:space="preserve">Assessment: </w:t>
             </w:r>
             <w:r>
-              <w:t>New counter-terrorism and counter-extremism acts, a 2026 strategy and the May 2025 amendments were adopted; the UN country team and Special Rapporteurs still ask for a review of definitions.</w:t>
+              <w:t>New counter-terrorism and counter-extremism acts, a 2026 strategy and the May 2025 amendments were adopted; the UN country team and Special Rapporteurs still call for a review of definitions.</w:t>
             </w:r>
             <w:r>
               <w:rPr>
@@ -12460,7 +12460,7 @@
               <w:t xml:space="preserve">Assessment: </w:t>
             </w:r>
             <w:r>
-              <w:t>The documents contain no information on this ask.</w:t>
+              <w:t>The documents contain no information on this recommendation.</w:t>
             </w:r>
           </w:p>
         </w:tc>
@@ -12895,7 +12895,7 @@
               <w:t xml:space="preserve">Assessment: </w:t>
             </w:r>
             <w:r>
-              <w:t>The Commissioner's budget rose 92% (2022-2025), staff reached 58 and its regional offices moved to the national budget; the institution remains at B status and the UN country team asks for revision of its law.</w:t>
+              <w:t>The Commissioner's budget rose 92% (2022-2025), staff reached 58 and its regional offices moved to the national budget; the institution remains at B status and the UN country team calls for revision of its law.</w:t>
             </w:r>
             <w:r>
               <w:rPr>
@@ -13080,7 +13080,7 @@
               <w:t xml:space="preserve">Assessment: </w:t>
             </w:r>
             <w:r>
-              <w:t>The Commissioner's budget rose 92% (2022-2025), staff reached 58 and its regional offices moved to the national budget; the institution remains at B status and the UN country team asks for revision of its law.</w:t>
+              <w:t>The Commissioner's budget rose 92% (2022-2025), staff reached 58 and its regional offices moved to the national budget; the institution remains at B status and the UN country team calls for revision of its law.</w:t>
             </w:r>
             <w:r>
               <w:rPr>
@@ -13278,7 +13278,7 @@
               <w:t xml:space="preserve">Assessment: </w:t>
             </w:r>
             <w:r>
-              <w:t>The Commissioner's budget rose 92% (2022-2025), staff reached 58 and its regional offices moved to the national budget; the institution remains at B status and the UN country team asks for revision of its law.</w:t>
+              <w:t>The Commissioner's budget rose 92% (2022-2025), staff reached 58 and its regional offices moved to the national budget; the institution remains at B status and the UN country team calls for revision of its law.</w:t>
             </w:r>
             <w:r>
               <w:rPr>
@@ -13464,7 +13464,7 @@
               <w:t xml:space="preserve">Assessment: </w:t>
             </w:r>
             <w:r>
-              <w:t>The Commissioner's budget rose 92% (2022-2025), staff reached 58 and its regional offices moved to the national budget; the institution remains at B status and the UN country team asks for revision of its law.</w:t>
+              <w:t>The Commissioner's budget rose 92% (2022-2025), staff reached 58 and its regional offices moved to the national budget; the institution remains at B status and the UN country team calls for revision of its law.</w:t>
             </w:r>
             <w:r>
               <w:rPr>
@@ -13713,7 +13713,7 @@
               <w:t xml:space="preserve">Assessment: </w:t>
             </w:r>
             <w:r>
-              <w:t>The 2022 amendments to the Freedom of Conscience and Religious Associations Act restrict founders and staff; the Special Rapporteur and civil society ask for review and report raids on minority churches.</w:t>
+              <w:t>The 2022 amendments to the Freedom of Conscience and Religious Associations Act restrict founders and staff; the Special Rapporteur and civil society call for review and report raids on minority churches.</w:t>
             </w:r>
             <w:r>
               <w:rPr>
@@ -15923,7 +15923,7 @@
               <w:t xml:space="preserve">Assessment: </w:t>
             </w:r>
             <w:r>
-              <w:t>The Commissioner's monitoring group was enlarged to 30 members including civil society, and a Penal Correction System Reform Strategy to 2030 is being implemented; JS1 asks for access for all independent monitors.</w:t>
+              <w:t>The Commissioner's monitoring group was enlarged to 30 members including civil society, and a Penal Correction System Reform Strategy to 2030 is being implemented; JS1 calls for access for all independent monitors.</w:t>
             </w:r>
             <w:r>
               <w:rPr>
@@ -16158,7 +16158,7 @@
               <w:t xml:space="preserve">Assessment: </w:t>
             </w:r>
             <w:r>
-              <w:t>The Commissioner's monitoring group was enlarged to 30 members including civil society, and a Penal Correction System Reform Strategy to 2030 is being implemented; JS1 asks for access for all independent monitors.</w:t>
+              <w:t>The Commissioner's monitoring group was enlarged to 30 members including civil society, and a Penal Correction System Reform Strategy to 2030 is being implemented; JS1 calls for access for all independent monitors.</w:t>
             </w:r>
             <w:r>
               <w:rPr>
@@ -16404,7 +16404,7 @@
               <w:t xml:space="preserve">Assessment: </w:t>
             </w:r>
             <w:r>
-              <w:t>The Commissioner's monitoring group was enlarged to 30 members including civil society, and a Penal Correction System Reform Strategy to 2030 is being implemented; JS1 asks for access for all independent monitors.</w:t>
+              <w:t>The Commissioner's monitoring group was enlarged to 30 members including civil society, and a Penal Correction System Reform Strategy to 2030 is being implemented; JS1 calls for access for all independent monitors.</w:t>
             </w:r>
             <w:r>
               <w:rPr>
@@ -16882,7 +16882,7 @@
               <w:t xml:space="preserve">Assessment: </w:t>
             </w:r>
             <w:r>
-              <w:t>The Legal Aid Centre moved to full State funding (2024), the Bar and Advocacy Act was amended (January 2024) and judicial training was expanded; JS3 asks for judicial independence from the executive.</w:t>
+              <w:t>The Legal Aid Centre moved to full State funding (2024), the Bar and Advocacy Act was amended (January 2024) and judicial training was expanded; JS3 calls for judicial independence from the executive.</w:t>
             </w:r>
             <w:r>
               <w:rPr>
@@ -17081,7 +17081,7 @@
               <w:t xml:space="preserve">Assessment: </w:t>
             </w:r>
             <w:r>
-              <w:t>The Legal Aid Centre moved to full State funding (2024), the Bar and Advocacy Act was amended (January 2024) and judicial training was expanded; JS3 asks for judicial independence from the executive.</w:t>
+              <w:t>The Legal Aid Centre moved to full State funding (2024), the Bar and Advocacy Act was amended (January 2024) and judicial training was expanded; JS3 calls for judicial independence from the executive.</w:t>
             </w:r>
             <w:r>
               <w:rPr>
@@ -17291,7 +17291,7 @@
               <w:t xml:space="preserve">Assessment: </w:t>
             </w:r>
             <w:r>
-              <w:t>The Legal Aid Centre moved to full State funding (2024), the Bar and Advocacy Act was amended (January 2024) and judicial training was expanded; JS3 asks for judicial independence from the executive.</w:t>
+              <w:t>The Legal Aid Centre moved to full State funding (2024), the Bar and Advocacy Act was amended (January 2024) and judicial training was expanded; JS3 calls for judicial independence from the executive.</w:t>
             </w:r>
             <w:r>
               <w:rPr>
@@ -18870,7 +18870,7 @@
               <w:t xml:space="preserve">Assessment: </w:t>
             </w:r>
             <w:r>
-              <w:t>The documents contain no information on this ask.</w:t>
+              <w:t>The documents contain no information on this recommendation.</w:t>
             </w:r>
           </w:p>
         </w:tc>
@@ -20632,7 +20632,7 @@
               <w:t xml:space="preserve">Assessment: </w:t>
             </w:r>
             <w:r>
-              <w:t>A Social Entrepreneurship Act entered into force (January 2025), targeted social assistance covers more than 15% of households and day-care centres for persons with disabilities reached 59; CESCR asks for universal coverage.</w:t>
+              <w:t>A Social Entrepreneurship Act entered into force (January 2025), targeted social assistance covers more than 15% of households and day-care centres for persons with disabilities reached 59; CESCR calls for universal coverage.</w:t>
             </w:r>
             <w:r>
               <w:rPr>
@@ -20850,7 +20850,7 @@
               <w:t xml:space="preserve">Assessment: </w:t>
             </w:r>
             <w:r>
-              <w:t>A Social Entrepreneurship Act entered into force (January 2025), targeted social assistance covers more than 15% of households and day-care centres for persons with disabilities reached 59; CESCR asks for universal coverage.</w:t>
+              <w:t>A Social Entrepreneurship Act entered into force (January 2025), targeted social assistance covers more than 15% of households and day-care centres for persons with disabilities reached 59; CESCR calls for universal coverage.</w:t>
             </w:r>
             <w:r>
               <w:rPr>
@@ -30766,7 +30766,7 @@
               <w:t xml:space="preserve">Assessment: </w:t>
             </w:r>
             <w:r>
-              <w:t>The documents contain no information on this ask.</w:t>
+              <w:t>The documents contain no information on this recommendation.</w:t>
             </w:r>
           </w:p>
         </w:tc>
@@ -33320,7 +33320,7 @@
               <w:t xml:space="preserve">Assessment: </w:t>
             </w:r>
             <w:r>
-              <w:t>The documents contain no information on this ask.</w:t>
+              <w:t>The documents contain no information on this recommendation.</w:t>
             </w:r>
           </w:p>
         </w:tc>
@@ -40356,7 +40356,7 @@
               <w:t xml:space="preserve">Assessment: </w:t>
             </w:r>
             <w:r>
-              <w:t>No such regulation is reported; the UN country team asks for quality refugee status determination and fair access to the territory.</w:t>
+              <w:t>No such regulation is reported; the UN country team calls for quality refugee status determination and fair access to the territory.</w:t>
             </w:r>
             <w:r>
               <w:rPr>
@@ -43383,7 +43383,7 @@
               <w:t xml:space="preserve">Assessment: </w:t>
             </w:r>
             <w:r>
-              <w:t>The documents contain no information on this ask.</w:t>
+              <w:t>The documents contain no information on this recommendation.</w:t>
             </w:r>
           </w:p>
         </w:tc>
@@ -43585,7 +43585,7 @@
               <w:t xml:space="preserve">Assessment: </w:t>
             </w:r>
             <w:r>
-              <w:t>The 2022 amendments to the Freedom of Conscience and Religious Associations Act restrict founders and staff; the Special Rapporteur and civil society ask for review and report raids on minority churches.</w:t>
+              <w:t>The 2022 amendments to the Freedom of Conscience and Religious Associations Act restrict founders and staff; the Special Rapporteur and civil society call for review and report raids on minority churches.</w:t>
             </w:r>
             <w:r>
               <w:rPr>
@@ -43964,7 +43964,7 @@
               <w:t xml:space="preserve">Assessment: </w:t>
             </w:r>
             <w:r>
-              <w:t>The 2022 amendments to the Freedom of Conscience and Religious Associations Act restrict founders and staff; the Special Rapporteur and civil society ask for review and report raids on minority churches.</w:t>
+              <w:t>The 2022 amendments to the Freedom of Conscience and Religious Associations Act restrict founders and staff; the Special Rapporteur and civil society call for review and report raids on minority churches.</w:t>
             </w:r>
             <w:r>
               <w:rPr>
@@ -44380,7 +44380,7 @@
               <w:t xml:space="preserve">Assessment: </w:t>
             </w:r>
             <w:r>
-              <w:t>The 2022 amendments to the Freedom of Conscience and Religious Associations Act restrict founders and staff; the Special Rapporteur and civil society ask for review and report raids on minority churches.</w:t>
+              <w:t>The 2022 amendments to the Freedom of Conscience and Religious Associations Act restrict founders and staff; the Special Rapporteur and civil society call for review and report raids on minority churches.</w:t>
             </w:r>
             <w:r>
               <w:rPr>
@@ -44590,7 +44590,7 @@
               <w:t xml:space="preserve">Assessment: </w:t>
             </w:r>
             <w:r>
-              <w:t>No alternative service is reported; JS6 asks for legislation recognising conscientious objection.</w:t>
+              <w:t>No alternative service is reported; JS6 calls for legislation recognising conscientious objection.</w:t>
             </w:r>
             <w:r>
               <w:rPr>
@@ -52130,7 +52130,7 @@
               <w:t xml:space="preserve">Assessment: </w:t>
             </w:r>
             <w:r>
-              <w:t>No measure is reported; JS3 asks to end extrajudicial expulsions.</w:t>
+              <w:t>No measure is reported; JS3 calls to end extrajudicial expulsions.</w:t>
             </w:r>
             <w:r>
               <w:rPr>
